--- a/data/NyayChat/Chat/119.docx
+++ b/data/NyayChat/Chat/119.docx
@@ -1,6 +1,6 @@
 
 <file path=word/document.xml><?xml version="1.0" encoding="utf-8"?>
-<w:document xmlns:mc="http://schemas.openxmlformats.org/markup-compatibility/2006" xmlns:o="urn:schemas-microsoft-com:office:office" xmlns:r="http://schemas.openxmlformats.org/officeDocument/2006/relationships" xmlns:m="http://schemas.openxmlformats.org/officeDocument/2006/math" xmlns:v="urn:schemas-microsoft-com:vml" xmlns:wp="http://schemas.openxmlformats.org/drawingml/2006/wordprocessingDrawing" xmlns:w10="urn:schemas-microsoft-com:office:word" xmlns:w="http://schemas.openxmlformats.org/wordprocessingml/2006/main" xmlns:wne="http://schemas.microsoft.com/office/word/2006/wordml" xmlns:sl="http://schemas.openxmlformats.org/schemaLibrary/2006/main" xmlns:a="http://schemas.openxmlformats.org/drawingml/2006/main" xmlns:pic="http://schemas.openxmlformats.org/drawingml/2006/picture" xmlns:c="http://schemas.openxmlformats.org/drawingml/2006/chart" xmlns:lc="http://schemas.openxmlformats.org/drawingml/2006/lockedCanvas" xmlns:dgm="http://schemas.openxmlformats.org/drawingml/2006/diagram" xmlns:wps="http://schemas.microsoft.com/office/word/2010/wordprocessingShape" xmlns:wpg="http://schemas.microsoft.com/office/word/2010/wordprocessingGroup" xmlns:w14="http://schemas.microsoft.com/office/word/2010/wordml" xmlns:w15="http://schemas.microsoft.com/office/word/2012/wordml">
+<w:document xmlns:mc="http://schemas.openxmlformats.org/markup-compatibility/2006" xmlns:o="urn:schemas-microsoft-com:office:office" xmlns:r="http://schemas.openxmlformats.org/officeDocument/2006/relationships" xmlns:m="http://schemas.openxmlformats.org/officeDocument/2006/math" xmlns:v="urn:schemas-microsoft-com:vml" xmlns:wp="http://schemas.openxmlformats.org/drawingml/2006/wordprocessingDrawing" xmlns:w10="urn:schemas-microsoft-com:office:word" xmlns:w="http://schemas.openxmlformats.org/wordprocessingml/2006/main" xmlns:wne="http://schemas.microsoft.com/office/word/2006/wordml" xmlns:sl="http://schemas.openxmlformats.org/schemaLibrary/2006/main" xmlns:a="http://schemas.openxmlformats.org/drawingml/2006/main" xmlns:pic="http://schemas.openxmlformats.org/drawingml/2006/picture" xmlns:c="http://schemas.openxmlformats.org/drawingml/2006/chart" xmlns:lc="http://schemas.openxmlformats.org/drawingml/2006/lockedCanvas" xmlns:dgm="http://schemas.openxmlformats.org/drawingml/2006/diagram" xmlns:wps="http://schemas.microsoft.com/office/word/2010/wordprocessingShape" xmlns:wpg="http://schemas.microsoft.com/office/word/2010/wordprocessingGroup" xmlns:w14="http://schemas.microsoft.com/office/word/2010/wordml" xmlns:w15="http://schemas.microsoft.com/office/word/2012/wordml" xmlns:w16="http://schemas.microsoft.com/office/word/2018/wordml" xmlns:w16cex="http://schemas.microsoft.com/office/word/2018/wordml/cex" xmlns:w16cid="http://schemas.microsoft.com/office/word/2016/wordml/cid" xmlns="http://schemas.microsoft.com/office/tasks/2019/documenttasks" xmlns:cr="http://schemas.microsoft.com/office/comments/2020/reactions">
   <w:body>
     <w:p>
       <w:pPr>
@@ -599,7 +599,7 @@
           <w:szCs w:val="24"/>
           <w:rtl w:val="0"/>
         </w:rPr>
-        <w:t xml:space="preserve">Consumer Grievance Assistance Chatbot: In that case, you can file a complaint before the Cosmos District Consumer Grievance Redressal Forum within a period of two years from the date of cause of action i.e 08/02/2022. You can either use the E-Daakhil portal to file your complaint, or submit a physical copy of the complaint in the commission. </w:t>
+        <w:t xml:space="preserve">Consumer Grievance Assistance Chatbot: In that case, you can file a complaint before the Cosmos District Consumer Grievance Redressal Forum within a period of two years from the date of cause of action i.e 08/02/2022. You can either use the E-Jagriti portal to file your complaint, or submit a physical copy of the complaint in the commission. </w:t>
       </w:r>
     </w:p>
     <w:p>
@@ -669,6 +669,11 @@
         </w:rPr>
         <w:t xml:space="preserve">Receipt of the order placed</w:t>
       </w:r>
+      <w:r>
+        <w:rPr>
+          <w:rtl w:val="0"/>
+        </w:rPr>
+      </w:r>
     </w:p>
     <w:p>
       <w:pPr>
@@ -719,6 +724,11 @@
         </w:rPr>
         <w:t xml:space="preserve">Statement of account for the relevant period</w:t>
       </w:r>
+      <w:r>
+        <w:rPr>
+          <w:rtl w:val="0"/>
+        </w:rPr>
+      </w:r>
     </w:p>
     <w:p>
       <w:pPr>
@@ -769,6 +779,11 @@
         </w:rPr>
         <w:t xml:space="preserve">WhatsApp messages sent by the opposite party </w:t>
       </w:r>
+      <w:r>
+        <w:rPr>
+          <w:rtl w:val="0"/>
+        </w:rPr>
+      </w:r>
     </w:p>
     <w:p>
       <w:pPr>
@@ -819,6 +834,11 @@
         </w:rPr>
         <w:t xml:space="preserve">Copy of the emails sent to the opposite party</w:t>
       </w:r>
+      <w:r>
+        <w:rPr>
+          <w:rtl w:val="0"/>
+        </w:rPr>
+      </w:r>
     </w:p>
     <w:p>
       <w:pPr>
@@ -869,6 +889,11 @@
         </w:rPr>
         <w:t xml:space="preserve">Original legal notice </w:t>
       </w:r>
+      <w:r>
+        <w:rPr>
+          <w:rtl w:val="0"/>
+        </w:rPr>
+      </w:r>
     </w:p>
     <w:p>
       <w:pPr>
@@ -921,19 +946,19 @@
           <w:szCs w:val="24"/>
           <w:rtl w:val="0"/>
         </w:rPr>
-        <w:t xml:space="preserve">If you wish to register your complaint using the E-Daakhil portal, here’s the link that you can use: </w:t>
+        <w:t xml:space="preserve">If you wish to register your complaint using the E-Jagriti portal, here’s the link that you can use: </w:t>
       </w:r>
       <w:hyperlink r:id="rId7">
         <w:r>
           <w:rPr>
             <w:rFonts w:ascii="Times New Roman" w:cs="Times New Roman" w:eastAsia="Times New Roman" w:hAnsi="Times New Roman"/>
-            <w:color w:val="0563c1"/>
+            <w:color w:val="1155cc"/>
             <w:sz w:val="24"/>
             <w:szCs w:val="24"/>
             <w:u w:val="single"/>
             <w:rtl w:val="0"/>
           </w:rPr>
-          <w:t xml:space="preserve">https://edaakhil.nic.in/</w:t>
+          <w:t xml:space="preserve">https://eJagriti.nic.in/</w:t>
         </w:r>
       </w:hyperlink>
       <w:r>
@@ -990,7 +1015,32 @@
           <w:vertAlign w:val="baseline"/>
           <w:rtl w:val="0"/>
         </w:rPr>
-        <w:t xml:space="preserve">Below is the process for filing a consumer complaint in the Cosmos District Consumer Disputes Redressal Commission for the described dispute through the e-Daakhil platform:</w:t>
+        <w:t xml:space="preserve">Below is the process for filing a consumer complaint in the Cosmos District Consumer Disputes Redressal Commission for the described dispute through the e-</w:t>
+      </w:r>
+      <w:r>
+        <w:rPr>
+          <w:rFonts w:ascii="Times New Roman" w:cs="Times New Roman" w:eastAsia="Times New Roman" w:hAnsi="Times New Roman"/>
+          <w:sz w:val="24"/>
+          <w:szCs w:val="24"/>
+          <w:rtl w:val="0"/>
+        </w:rPr>
+        <w:t xml:space="preserve">Jagriti</w:t>
+      </w:r>
+      <w:r>
+        <w:rPr>
+          <w:rFonts w:ascii="Times New Roman" w:cs="Times New Roman" w:eastAsia="Times New Roman" w:hAnsi="Times New Roman"/>
+          <w:i w:val="0"/>
+          <w:smallCaps w:val="0"/>
+          <w:strike w:val="0"/>
+          <w:color w:val="000000"/>
+          <w:sz w:val="24"/>
+          <w:szCs w:val="24"/>
+          <w:u w:val="none"/>
+          <w:shd w:fill="auto" w:val="clear"/>
+          <w:vertAlign w:val="baseline"/>
+          <w:rtl w:val="0"/>
+        </w:rPr>
+        <w:t xml:space="preserve"> platform:</w:t>
       </w:r>
     </w:p>
     <w:p>
@@ -1056,7 +1106,20 @@
             <w:vertAlign w:val="baseline"/>
             <w:rtl w:val="0"/>
           </w:rPr>
-          <w:t xml:space="preserve">e-Daakhil</w:t>
+          <w:t xml:space="preserve">e-</w:t>
+        </w:r>
+      </w:hyperlink>
+      <w:hyperlink r:id="rId9">
+        <w:r>
+          <w:rPr>
+            <w:rFonts w:ascii="Times New Roman" w:cs="Times New Roman" w:eastAsia="Times New Roman" w:hAnsi="Times New Roman"/>
+            <w:color w:val="1155cc"/>
+            <w:sz w:val="24"/>
+            <w:szCs w:val="24"/>
+            <w:u w:val="single"/>
+            <w:rtl w:val="0"/>
+          </w:rPr>
+          <w:t xml:space="preserve">Jagriti</w:t>
         </w:r>
       </w:hyperlink>
       <w:r>
@@ -2394,7 +2457,7 @@
           <w:szCs w:val="24"/>
         </w:rPr>
       </w:pPr>
-      <w:hyperlink r:id="rId9">
+      <w:hyperlink r:id="rId10">
         <w:r>
           <w:rPr>
             <w:rFonts w:ascii="Times New Roman" w:cs="Times New Roman" w:eastAsia="Times New Roman" w:hAnsi="Times New Roman"/>
@@ -2425,7 +2488,7 @@
           <w:szCs w:val="24"/>
         </w:rPr>
       </w:pPr>
-      <w:hyperlink r:id="rId10">
+      <w:hyperlink r:id="rId11">
         <w:r>
           <w:rPr>
             <w:rFonts w:ascii="Times New Roman" w:cs="Times New Roman" w:eastAsia="Times New Roman" w:hAnsi="Times New Roman"/>
@@ -2452,7 +2515,7 @@
           <w:szCs w:val="24"/>
         </w:rPr>
       </w:pPr>
-      <w:hyperlink r:id="rId11">
+      <w:hyperlink r:id="rId12">
         <w:r>
           <w:rPr>
             <w:rFonts w:ascii="Times New Roman" w:cs="Times New Roman" w:eastAsia="Times New Roman" w:hAnsi="Times New Roman"/>
@@ -2491,7 +2554,26 @@
           <w:szCs w:val="24"/>
           <w:rtl w:val="0"/>
         </w:rPr>
-        <w:t xml:space="preserve">Please print and verify the names and addresses on the memorandum of parties. For the affidavit, please sign it before a notary public and have the affidavit notarized. Both documents should be scanned and uploaded to the e-daakhil portal.</w:t>
+        <w:t xml:space="preserve">Please print and verify the names and addresses on the memorandum of parties. For the affidavit, please sign it before a notary public and have the affidavit notarized. Both documents should be scanned and uploaded to the e-</w:t>
+      </w:r>
+      <w:r>
+        <w:rPr>
+          <w:rFonts w:ascii="Times New Roman" w:cs="Times New Roman" w:eastAsia="Times New Roman" w:hAnsi="Times New Roman"/>
+          <w:sz w:val="24"/>
+          <w:szCs w:val="24"/>
+          <w:rtl w:val="0"/>
+        </w:rPr>
+        <w:t xml:space="preserve">Jagriti</w:t>
+      </w:r>
+      <w:r>
+        <w:rPr>
+          <w:rFonts w:ascii="Times New Roman" w:cs="Times New Roman" w:eastAsia="Times New Roman" w:hAnsi="Times New Roman"/>
+          <w:color w:val="000000"/>
+          <w:sz w:val="24"/>
+          <w:szCs w:val="24"/>
+          <w:rtl w:val="0"/>
+        </w:rPr>
+        <w:t xml:space="preserve"> portal.</w:t>
       </w:r>
       <w:r>
         <w:rPr>
@@ -2574,7 +2656,7 @@
         </w:rPr>
         <w:t xml:space="preserve">Consumer Grievance Assistance Chatbot: Thank you for using the tool. Feel free to raise further queries anytime or you can log on to</w:t>
       </w:r>
-      <w:hyperlink r:id="rId12">
+      <w:hyperlink r:id="rId13">
         <w:r>
           <w:rPr>
             <w:rFonts w:ascii="Times New Roman" w:cs="Times New Roman" w:eastAsia="Times New Roman" w:hAnsi="Times New Roman"/>
@@ -2586,7 +2668,7 @@
           <w:t xml:space="preserve"> </w:t>
         </w:r>
       </w:hyperlink>
-      <w:hyperlink r:id="rId13">
+      <w:hyperlink r:id="rId14">
         <w:r>
           <w:rPr>
             <w:rFonts w:ascii="Times New Roman" w:cs="Times New Roman" w:eastAsia="Times New Roman" w:hAnsi="Times New Roman"/>
@@ -2682,7 +2764,7 @@
 </file>
 
 <file path=word/numbering.xml><?xml version="1.0" encoding="utf-8"?>
-<w:numbering xmlns:mc="http://schemas.openxmlformats.org/markup-compatibility/2006" xmlns:o="urn:schemas-microsoft-com:office:office" xmlns:r="http://schemas.openxmlformats.org/officeDocument/2006/relationships" xmlns:m="http://schemas.openxmlformats.org/officeDocument/2006/math" xmlns:v="urn:schemas-microsoft-com:vml" xmlns:wp="http://schemas.openxmlformats.org/drawingml/2006/wordprocessingDrawing" xmlns:w10="urn:schemas-microsoft-com:office:word" xmlns:w="http://schemas.openxmlformats.org/wordprocessingml/2006/main" xmlns:wne="http://schemas.microsoft.com/office/word/2006/wordml" xmlns:sl="http://schemas.openxmlformats.org/schemaLibrary/2006/main" xmlns:a="http://schemas.openxmlformats.org/drawingml/2006/main" xmlns:pic="http://schemas.openxmlformats.org/drawingml/2006/picture" xmlns:c="http://schemas.openxmlformats.org/drawingml/2006/chart" xmlns:lc="http://schemas.openxmlformats.org/drawingml/2006/lockedCanvas" xmlns:dgm="http://schemas.openxmlformats.org/drawingml/2006/diagram" xmlns:wps="http://schemas.microsoft.com/office/word/2010/wordprocessingShape" xmlns:wpg="http://schemas.microsoft.com/office/word/2010/wordprocessingGroup" xmlns:w14="http://schemas.microsoft.com/office/word/2010/wordml" xmlns:w15="http://schemas.microsoft.com/office/word/2012/wordml">
+<w:numbering xmlns:mc="http://schemas.openxmlformats.org/markup-compatibility/2006" xmlns:o="urn:schemas-microsoft-com:office:office" xmlns:r="http://schemas.openxmlformats.org/officeDocument/2006/relationships" xmlns:m="http://schemas.openxmlformats.org/officeDocument/2006/math" xmlns:v="urn:schemas-microsoft-com:vml" xmlns:wp="http://schemas.openxmlformats.org/drawingml/2006/wordprocessingDrawing" xmlns:w10="urn:schemas-microsoft-com:office:word" xmlns:w="http://schemas.openxmlformats.org/wordprocessingml/2006/main" xmlns:wne="http://schemas.microsoft.com/office/word/2006/wordml" xmlns:sl="http://schemas.openxmlformats.org/schemaLibrary/2006/main" xmlns:a="http://schemas.openxmlformats.org/drawingml/2006/main" xmlns:pic="http://schemas.openxmlformats.org/drawingml/2006/picture" xmlns:c="http://schemas.openxmlformats.org/drawingml/2006/chart" xmlns:lc="http://schemas.openxmlformats.org/drawingml/2006/lockedCanvas" xmlns:dgm="http://schemas.openxmlformats.org/drawingml/2006/diagram" xmlns:wps="http://schemas.microsoft.com/office/word/2010/wordprocessingShape" xmlns:wpg="http://schemas.microsoft.com/office/word/2010/wordprocessingGroup" xmlns:w14="http://schemas.microsoft.com/office/word/2010/wordml" xmlns:w15="http://schemas.microsoft.com/office/word/2012/wordml" xmlns:w16="http://schemas.microsoft.com/office/word/2018/wordml" xmlns:w16cex="http://schemas.microsoft.com/office/word/2018/wordml/cex" xmlns:w16cid="http://schemas.microsoft.com/office/word/2016/wordml/cid" xmlns="http://schemas.microsoft.com/office/tasks/2019/documenttasks" xmlns:cr="http://schemas.microsoft.com/office/comments/2020/reactions">
   <w:abstractNum w:abstractNumId="1">
     <w:lvl w:ilvl="0">
       <w:start w:val="0"/>
@@ -3162,7 +3244,7 @@
 </file>
 
 <file path=word/styles.xml><?xml version="1.0" encoding="utf-8"?>
-<w:styles xmlns:mc="http://schemas.openxmlformats.org/markup-compatibility/2006" xmlns:o="urn:schemas-microsoft-com:office:office" xmlns:r="http://schemas.openxmlformats.org/officeDocument/2006/relationships" xmlns:m="http://schemas.openxmlformats.org/officeDocument/2006/math" xmlns:v="urn:schemas-microsoft-com:vml" xmlns:wp="http://schemas.openxmlformats.org/drawingml/2006/wordprocessingDrawing" xmlns:w10="urn:schemas-microsoft-com:office:word" xmlns:w="http://schemas.openxmlformats.org/wordprocessingml/2006/main" xmlns:wne="http://schemas.microsoft.com/office/word/2006/wordml" xmlns:sl="http://schemas.openxmlformats.org/schemaLibrary/2006/main" xmlns:a="http://schemas.openxmlformats.org/drawingml/2006/main" xmlns:pic="http://schemas.openxmlformats.org/drawingml/2006/picture" xmlns:c="http://schemas.openxmlformats.org/drawingml/2006/chart" xmlns:lc="http://schemas.openxmlformats.org/drawingml/2006/lockedCanvas" xmlns:dgm="http://schemas.openxmlformats.org/drawingml/2006/diagram" xmlns:wps="http://schemas.microsoft.com/office/word/2010/wordprocessingShape" xmlns:wpg="http://schemas.microsoft.com/office/word/2010/wordprocessingGroup" xmlns:w14="http://schemas.microsoft.com/office/word/2010/wordml" xmlns:w15="http://schemas.microsoft.com/office/word/2012/wordml">
+<w:styles xmlns:mc="http://schemas.openxmlformats.org/markup-compatibility/2006" xmlns:o="urn:schemas-microsoft-com:office:office" xmlns:r="http://schemas.openxmlformats.org/officeDocument/2006/relationships" xmlns:m="http://schemas.openxmlformats.org/officeDocument/2006/math" xmlns:v="urn:schemas-microsoft-com:vml" xmlns:wp="http://schemas.openxmlformats.org/drawingml/2006/wordprocessingDrawing" xmlns:w10="urn:schemas-microsoft-com:office:word" xmlns:w="http://schemas.openxmlformats.org/wordprocessingml/2006/main" xmlns:wne="http://schemas.microsoft.com/office/word/2006/wordml" xmlns:sl="http://schemas.openxmlformats.org/schemaLibrary/2006/main" xmlns:a="http://schemas.openxmlformats.org/drawingml/2006/main" xmlns:pic="http://schemas.openxmlformats.org/drawingml/2006/picture" xmlns:c="http://schemas.openxmlformats.org/drawingml/2006/chart" xmlns:lc="http://schemas.openxmlformats.org/drawingml/2006/lockedCanvas" xmlns:dgm="http://schemas.openxmlformats.org/drawingml/2006/diagram" xmlns:wps="http://schemas.microsoft.com/office/word/2010/wordprocessingShape" xmlns:wpg="http://schemas.microsoft.com/office/word/2010/wordprocessingGroup" xmlns:w14="http://schemas.microsoft.com/office/word/2010/wordml" xmlns:w15="http://schemas.microsoft.com/office/word/2012/wordml" xmlns:w16="http://schemas.microsoft.com/office/word/2018/wordml" xmlns:w16cex="http://schemas.microsoft.com/office/word/2018/wordml/cex" xmlns:w16cid="http://schemas.microsoft.com/office/word/2016/wordml/cid" xmlns="http://schemas.microsoft.com/office/tasks/2019/documenttasks" xmlns:cr="http://schemas.microsoft.com/office/comments/2020/reactions">
   <w:docDefaults>
     <w:rPrDefault>
       <w:rPr>
@@ -3178,6 +3260,124 @@
       </w:pPr>
     </w:pPrDefault>
   </w:docDefaults>
+  <w:style w:type="paragraph" w:styleId="Normal" w:default="1">
+    <w:name w:val="normal"/>
+  </w:style>
+  <w:style w:type="table" w:styleId="TableNormal" w:default="1">
+    <w:name w:val="TableNormal"/>
+  </w:style>
+  <w:style w:type="paragraph" w:styleId="Heading1">
+    <w:name w:val="heading 1"/>
+    <w:basedOn w:val="Normal"/>
+    <w:next w:val="Normal"/>
+    <w:pPr>
+      <w:keepNext w:val="1"/>
+      <w:keepLines w:val="1"/>
+      <w:pageBreakBefore w:val="0"/>
+      <w:spacing w:after="120" w:before="480" w:lineRule="auto"/>
+    </w:pPr>
+    <w:rPr>
+      <w:b w:val="1"/>
+      <w:sz w:val="48"/>
+      <w:szCs w:val="48"/>
+    </w:rPr>
+  </w:style>
+  <w:style w:type="paragraph" w:styleId="Heading2">
+    <w:name w:val="heading 2"/>
+    <w:basedOn w:val="Normal"/>
+    <w:next w:val="Normal"/>
+    <w:pPr>
+      <w:keepNext w:val="1"/>
+      <w:keepLines w:val="1"/>
+      <w:pageBreakBefore w:val="0"/>
+      <w:spacing w:after="80" w:before="360" w:lineRule="auto"/>
+    </w:pPr>
+    <w:rPr>
+      <w:b w:val="1"/>
+      <w:sz w:val="36"/>
+      <w:szCs w:val="36"/>
+    </w:rPr>
+  </w:style>
+  <w:style w:type="paragraph" w:styleId="Heading3">
+    <w:name w:val="heading 3"/>
+    <w:basedOn w:val="Normal"/>
+    <w:next w:val="Normal"/>
+    <w:pPr>
+      <w:keepNext w:val="1"/>
+      <w:keepLines w:val="1"/>
+      <w:pageBreakBefore w:val="0"/>
+      <w:spacing w:after="80" w:before="280" w:lineRule="auto"/>
+    </w:pPr>
+    <w:rPr>
+      <w:b w:val="1"/>
+      <w:sz w:val="28"/>
+      <w:szCs w:val="28"/>
+    </w:rPr>
+  </w:style>
+  <w:style w:type="paragraph" w:styleId="Heading4">
+    <w:name w:val="heading 4"/>
+    <w:basedOn w:val="Normal"/>
+    <w:next w:val="Normal"/>
+    <w:pPr>
+      <w:keepNext w:val="1"/>
+      <w:keepLines w:val="1"/>
+      <w:pageBreakBefore w:val="0"/>
+      <w:spacing w:after="40" w:before="240" w:lineRule="auto"/>
+    </w:pPr>
+    <w:rPr>
+      <w:b w:val="1"/>
+      <w:sz w:val="24"/>
+      <w:szCs w:val="24"/>
+    </w:rPr>
+  </w:style>
+  <w:style w:type="paragraph" w:styleId="Heading5">
+    <w:name w:val="heading 5"/>
+    <w:basedOn w:val="Normal"/>
+    <w:next w:val="Normal"/>
+    <w:pPr>
+      <w:keepNext w:val="1"/>
+      <w:keepLines w:val="1"/>
+      <w:pageBreakBefore w:val="0"/>
+      <w:spacing w:after="40" w:before="220" w:lineRule="auto"/>
+    </w:pPr>
+    <w:rPr>
+      <w:b w:val="1"/>
+      <w:sz w:val="22"/>
+      <w:szCs w:val="22"/>
+    </w:rPr>
+  </w:style>
+  <w:style w:type="paragraph" w:styleId="Heading6">
+    <w:name w:val="heading 6"/>
+    <w:basedOn w:val="Normal"/>
+    <w:next w:val="Normal"/>
+    <w:pPr>
+      <w:keepNext w:val="1"/>
+      <w:keepLines w:val="1"/>
+      <w:pageBreakBefore w:val="0"/>
+      <w:spacing w:after="40" w:before="200" w:lineRule="auto"/>
+    </w:pPr>
+    <w:rPr>
+      <w:b w:val="1"/>
+      <w:sz w:val="20"/>
+      <w:szCs w:val="20"/>
+    </w:rPr>
+  </w:style>
+  <w:style w:type="paragraph" w:styleId="Title">
+    <w:name w:val="Title"/>
+    <w:basedOn w:val="Normal"/>
+    <w:next w:val="Normal"/>
+    <w:pPr>
+      <w:keepNext w:val="1"/>
+      <w:keepLines w:val="1"/>
+      <w:pageBreakBefore w:val="0"/>
+      <w:spacing w:after="120" w:before="480" w:lineRule="auto"/>
+    </w:pPr>
+    <w:rPr>
+      <w:b w:val="1"/>
+      <w:sz w:val="72"/>
+      <w:szCs w:val="72"/>
+    </w:rPr>
+  </w:style>
   <w:style w:type="paragraph" w:styleId="Normal" w:default="1">
     <w:name w:val="normal"/>
   </w:style>
@@ -3585,6 +3785,24 @@
       <w:szCs w:val="48"/>
     </w:rPr>
   </w:style>
+  <w:style w:type="paragraph" w:styleId="Subtitle">
+    <w:name w:val="Subtitle"/>
+    <w:basedOn w:val="Normal"/>
+    <w:next w:val="Normal"/>
+    <w:pPr>
+      <w:keepNext w:val="1"/>
+      <w:keepLines w:val="1"/>
+      <w:pageBreakBefore w:val="0"/>
+      <w:spacing w:after="80" w:before="360" w:lineRule="auto"/>
+    </w:pPr>
+    <w:rPr>
+      <w:rFonts w:ascii="Georgia" w:cs="Georgia" w:eastAsia="Georgia" w:hAnsi="Georgia"/>
+      <w:i w:val="1"/>
+      <w:color w:val="666666"/>
+      <w:sz w:val="48"/>
+      <w:szCs w:val="48"/>
+    </w:rPr>
+  </w:style>
 </w:styles>
 </file>
 
@@ -3885,7 +4103,7 @@
 
 <file path=customXML/item1.xml><?xml version="1.0" encoding="utf-8"?>
 <go:gDocsCustomXmlDataStorage xmlns:go="http://customooxmlschemas.google.com/" xmlns:r="http://schemas.openxmlformats.org/officeDocument/2006/relationships" uri="GoogleDocsCustomDataVersion2">
-  <go:docsCustomData xmlns:go="http://customooxmlschemas.google.com/" roundtripDataSignature="AMtx7mjUPxjKWb0+OpIWdTpQz5OFpfUJuQ==">CgMxLjA4AHIhMWhfM2N6X0RENDgtZkRsNXdtbnBrSm9wRXJxMDhXRVln</go:docsCustomData>
+  <go:docsCustomData xmlns:go="http://customooxmlschemas.google.com/" roundtripDataSignature="AMtx7mjc7e2GgYcljfQVHBZP5DPrPyh8tw==">CgMxLjA4AHIhMWJoZGhiUUZlNm12QzZ4WFprMnFwY1dLSlRLZUFtMHJO</go:docsCustomData>
 </go:gDocsCustomXmlDataStorage>
 </file>
 
